--- a/WK3AssgnAdhikariR.docx
+++ b/WK3AssgnAdhikariR.docx
@@ -5,7 +5,11 @@
     <w:sdt>
       <w:sdtPr>
         <w:rPr>
+          <w:rFonts w:eastAsiaTheme="minorHAnsi"/>
           <w:color w:val="4472C4" w:themeColor="accent1"/>
+          <w:sz w:val="24"/>
+          <w:szCs w:val="24"/>
+          <w:lang w:eastAsia="en-US"/>
         </w:rPr>
         <w:id w:val="-594243349"/>
         <w:docPartObj>
@@ -17,9 +21,6 @@
         <w:rPr>
           <w:rFonts w:ascii="Lato" w:eastAsia="Times New Roman" w:hAnsi="Lato" w:cs="Times New Roman"/>
           <w:color w:val="2D3B45"/>
-          <w:sz w:val="24"/>
-          <w:szCs w:val="24"/>
-          <w:lang w:eastAsia="en-US"/>
         </w:rPr>
       </w:sdtEndPr>
       <w:sdtContent>
@@ -74,6 +75,28 @@
             </w:rPr>
             <w:br/>
             <w:t>Walden University</w:t>
+          </w:r>
+        </w:p>
+        <w:p>
+          <w:pPr>
+            <w:pStyle w:val="NoSpacing"/>
+            <w:spacing w:line="480" w:lineRule="auto"/>
+            <w:jc w:val="center"/>
+            <w:rPr>
+              <w:rFonts w:ascii="Times New Roman" w:hAnsi="Times New Roman" w:cs="Times New Roman"/>
+              <w:color w:val="000000" w:themeColor="text1"/>
+              <w:sz w:val="48"/>
+              <w:szCs w:val="48"/>
+            </w:rPr>
+          </w:pPr>
+          <w:r>
+            <w:rPr>
+              <w:rFonts w:ascii="Times New Roman" w:hAnsi="Times New Roman" w:cs="Times New Roman"/>
+              <w:color w:val="000000" w:themeColor="text1"/>
+              <w:sz w:val="48"/>
+              <w:szCs w:val="48"/>
+            </w:rPr>
+            <w:t>NURS-6451</w:t>
           </w:r>
           <w:r>
             <w:rPr>
@@ -218,10 +241,21 @@
         <w:shd w:val="clear" w:color="auto" w:fill="FFFFFF"/>
         <w:spacing w:before="100" w:beforeAutospacing="1" w:after="100" w:afterAutospacing="1"/>
         <w:rPr>
-          <w:rFonts w:ascii="Lato" w:eastAsia="Times New Roman" w:hAnsi="Lato" w:cs="Times New Roman"/>
-          <w:color w:val="2D3B45"/>
-        </w:rPr>
-      </w:pPr>
+          <w:rFonts w:ascii="Times New Roman" w:eastAsia="Times New Roman" w:hAnsi="Times New Roman" w:cs="Times New Roman"/>
+          <w:b/>
+          <w:bCs/>
+          <w:color w:val="2D3B45"/>
+        </w:rPr>
+      </w:pPr>
+      <w:r>
+        <w:rPr>
+          <w:rFonts w:ascii="Times New Roman" w:eastAsia="Times New Roman" w:hAnsi="Times New Roman" w:cs="Times New Roman"/>
+          <w:b/>
+          <w:bCs/>
+          <w:color w:val="2D3B45"/>
+        </w:rPr>
+        <w:t>Topic: Evaluation Plan Project: Select a Case Study &amp; Model</w:t>
+      </w:r>
     </w:p>
     <w:p>
       <w:pPr>
@@ -241,7 +275,6 @@
           <w:bCs/>
           <w:color w:val="2D3B45"/>
         </w:rPr>
-        <w:lastRenderedPageBreak/>
         <w:t>Introduction:</w:t>
       </w:r>
     </w:p>
@@ -327,13 +360,7 @@
         <w:rPr>
           <w:rFonts w:ascii="Times New Roman" w:hAnsi="Times New Roman" w:cs="Times New Roman"/>
         </w:rPr>
-        <w:t xml:space="preserve">(Stylianides et al., </w:t>
-      </w:r>
-      <w:r>
-        <w:rPr>
-          <w:rFonts w:ascii="Times New Roman" w:hAnsi="Times New Roman" w:cs="Times New Roman"/>
-        </w:rPr>
-        <w:t>2018)</w:t>
+        <w:t>(Stylianides et al., 2018)</w:t>
       </w:r>
       <w:r>
         <w:rPr>
@@ -785,7 +812,15 @@
           <w:rFonts w:ascii="Times New Roman" w:eastAsia="Times New Roman" w:hAnsi="Times New Roman" w:cs="Times New Roman"/>
           <w:color w:val="2D3B45"/>
         </w:rPr>
-        <w:t>creation of a barcoding team that included representation from various departments. For cost control and implementation ease</w:t>
+        <w:t xml:space="preserve">creation of a barcoding team that included representation from various departments. For cost control and </w:t>
+      </w:r>
+      <w:r>
+        <w:rPr>
+          <w:rFonts w:ascii="Times New Roman" w:eastAsia="Times New Roman" w:hAnsi="Times New Roman" w:cs="Times New Roman"/>
+          <w:color w:val="2D3B45"/>
+        </w:rPr>
+        <w:lastRenderedPageBreak/>
+        <w:t>implementation ease</w:t>
       </w:r>
       <w:r>
         <w:rPr>
@@ -861,14 +896,7 @@
         <w:rPr>
           <w:rFonts w:ascii="Times New Roman" w:eastAsia="Times New Roman" w:hAnsi="Times New Roman" w:cs="Times New Roman"/>
         </w:rPr>
-        <w:t xml:space="preserve">The three </w:t>
-      </w:r>
-      <w:r>
-        <w:rPr>
-          <w:rFonts w:ascii="Times New Roman" w:eastAsia="Times New Roman" w:hAnsi="Times New Roman" w:cs="Times New Roman"/>
-        </w:rPr>
-        <w:lastRenderedPageBreak/>
-        <w:t>phases were replacing the B-plates, tracking medication a</w:t>
+        <w:t>The three phases were replacing the B-plates, tracking medication a</w:t>
       </w:r>
       <w:r>
         <w:rPr>
@@ -1467,6 +1495,7 @@
           <w:b/>
           <w:bCs/>
         </w:rPr>
+        <w:lastRenderedPageBreak/>
         <w:t>Kirkpatrick Model</w:t>
       </w:r>
     </w:p>
@@ -1481,7 +1510,6 @@
         <w:rPr>
           <w:rFonts w:ascii="Times New Roman" w:eastAsia="Times New Roman" w:hAnsi="Times New Roman" w:cs="Times New Roman"/>
         </w:rPr>
-        <w:lastRenderedPageBreak/>
         <w:t>I selected this model as it can encompass different types of program evaluation, including the case selected. It</w:t>
       </w:r>
       <w:r>
